--- a/Coding 2 - year/Unit 4 - File IO & Data Processing/Daily Lesson Plans/Word/Day 5.docx
+++ b/Coding 2 - year/Unit 4 - File IO & Data Processing/Daily Lesson Plans/Word/Day 5.docx
@@ -50,12 +50,15 @@
               </w:rPr>
               <w:t xml:space="preserve">Coding II — Full Year</w:t>
             </w:r>
-          </w:p>
-          <w:p>
-            <w:pPr>
-              <w:spacing w:before="40"/>
-              <w:jc w:val="center"/>
-            </w:pPr>
+            <w:r>
+              <w:rPr>
+                <w:rFonts w:ascii="Arial" w:cs="Arial" w:eastAsia="Arial" w:hAnsi="Arial"/>
+                <w:sz w:val="16"/>
+                <w:szCs w:val="16"/>
+              </w:rPr>
+              <w:br/>
+              <w:t xml:space="preserve"/>
+            </w:r>
             <w:r>
               <w:rPr>
                 <w:rFonts w:ascii="Arial" w:cs="Arial" w:eastAsia="Arial" w:hAnsi="Arial"/>
@@ -83,7 +86,7 @@
           <w:rFonts w:ascii="Arial" w:cs="Arial" w:eastAsia="Arial" w:hAnsi="Arial"/>
           <w:b/>
           <w:bCs/>
-          <w:color w:val="0D3B1F"/>
+          <w:color w:val="1B7A4A"/>
           <w:sz w:val="32"/>
           <w:szCs w:val="32"/>
         </w:rPr>
@@ -261,9 +264,9 @@
               <w:right w:val="single" w:color="CCCCCC" w:sz="1"/>
             </w:tcBorders>
             <w:tcMar>
-              <w:top w:type="dxa" w:w="60"/>
+              <w:top w:type="dxa" w:w="80"/>
               <w:left w:type="dxa" w:w="120"/>
-              <w:bottom w:type="dxa" w:w="60"/>
+              <w:bottom w:type="dxa" w:w="80"/>
               <w:right w:type="dxa" w:w="120"/>
             </w:tcMar>
           </w:tcPr>
@@ -290,20 +293,213 @@
               <w:right w:val="single" w:color="CCCCCC" w:sz="1"/>
             </w:tcBorders>
             <w:tcMar>
-              <w:top w:type="dxa" w:w="60"/>
+              <w:top w:type="dxa" w:w="80"/>
               <w:left w:type="dxa" w:w="120"/>
-              <w:bottom w:type="dxa" w:w="60"/>
+              <w:bottom w:type="dxa" w:w="80"/>
               <w:right w:type="dxa" w:w="120"/>
             </w:tcMar>
           </w:tcPr>
           <w:p>
-            <w:r>
-              <w:rPr>
-                <w:rFonts w:ascii="Arial" w:cs="Arial" w:eastAsia="Arial" w:hAnsi="Arial"/>
-                <w:sz w:val="20"/>
-                <w:szCs w:val="20"/>
+            <w:pPr>
+              <w:spacing w:after="80" w:before="80"/>
+            </w:pPr>
+            <w:r>
+              <w:rPr>
+                <w:rFonts w:ascii="Arial" w:cs="Arial" w:eastAsia="Arial" w:hAnsi="Arial"/>
+                <w:b/>
+                <w:bCs/>
+                <w:i w:val="false"/>
+                <w:iCs w:val="false"/>
+                <w:color w:val="000000"/>
+                <w:sz w:val="22"/>
+                <w:szCs w:val="22"/>
               </w:rPr>
               <w:t xml:space="preserve">Bell Ringer / Review</w:t>
+            </w:r>
+            <w:r>
+              <w:rPr>
+                <w:rFonts w:ascii="Arial" w:cs="Arial" w:eastAsia="Arial" w:hAnsi="Arial"/>
+                <w:sz w:val="20"/>
+                <w:szCs w:val="20"/>
+              </w:rPr>
+              <w:br/>
+              <w:t xml:space="preserve"/>
+            </w:r>
+            <w:r>
+              <w:rPr>
+                <w:rFonts w:ascii="Arial" w:cs="Arial" w:eastAsia="Arial" w:hAnsi="Arial"/>
+                <w:sz w:val="20"/>
+                <w:szCs w:val="20"/>
+              </w:rPr>
+              <w:br/>
+              <w:t xml:space="preserve"/>
+            </w:r>
+            <w:r>
+              <w:rPr>
+                <w:rFonts w:ascii="Arial" w:cs="Arial" w:eastAsia="Arial" w:hAnsi="Arial"/>
+                <w:b/>
+                <w:bCs/>
+                <w:i w:val="false"/>
+                <w:iCs w:val="false"/>
+                <w:color w:val="000000"/>
+                <w:sz w:val="20"/>
+                <w:szCs w:val="20"/>
+              </w:rPr>
+              <w:t xml:space="preserve">Quick Write </w:t>
+            </w:r>
+            <w:r>
+              <w:rPr>
+                <w:rFonts w:ascii="Arial" w:cs="Arial" w:eastAsia="Arial" w:hAnsi="Arial"/>
+                <w:b w:val="false"/>
+                <w:bCs w:val="false"/>
+                <w:i w:val="false"/>
+                <w:iCs w:val="false"/>
+                <w:color w:val="000000"/>
+                <w:sz w:val="20"/>
+                <w:szCs w:val="20"/>
+              </w:rPr>
+              <w:t xml:space="preserve">(3 min — written or verbal):</w:t>
+            </w:r>
+            <w:r>
+              <w:rPr>
+                <w:rFonts w:ascii="Arial" w:cs="Arial" w:eastAsia="Arial" w:hAnsi="Arial"/>
+                <w:sz w:val="20"/>
+                <w:szCs w:val="20"/>
+              </w:rPr>
+              <w:br/>
+              <w:t xml:space="preserve"/>
+            </w:r>
+            <w:r>
+              <w:rPr>
+                <w:rFonts w:ascii="Arial" w:cs="Arial" w:eastAsia="Arial" w:hAnsi="Arial"/>
+                <w:b w:val="false"/>
+                <w:bCs w:val="false"/>
+                <w:i w:val="false"/>
+                <w:iCs w:val="false"/>
+                <w:color w:val="000000"/>
+                <w:sz w:val="20"/>
+                <w:szCs w:val="20"/>
+              </w:rPr>
+              <w:t xml:space="preserve">    What do you already know about how to apply file reading, writing, and text processing skills to solve a real-world problem?</w:t>
+            </w:r>
+            <w:r>
+              <w:rPr>
+                <w:rFonts w:ascii="Arial" w:cs="Arial" w:eastAsia="Arial" w:hAnsi="Arial"/>
+                <w:sz w:val="20"/>
+                <w:szCs w:val="20"/>
+              </w:rPr>
+              <w:br/>
+              <w:t xml:space="preserve"/>
+            </w:r>
+            <w:r>
+              <w:rPr>
+                <w:rFonts w:ascii="Arial" w:cs="Arial" w:eastAsia="Arial" w:hAnsi="Arial"/>
+                <w:sz w:val="20"/>
+                <w:szCs w:val="20"/>
+              </w:rPr>
+              <w:br/>
+              <w:t xml:space="preserve"/>
+            </w:r>
+            <w:r>
+              <w:rPr>
+                <w:rFonts w:ascii="Arial" w:cs="Arial" w:eastAsia="Arial" w:hAnsi="Arial"/>
+                <w:b/>
+                <w:bCs/>
+                <w:i w:val="false"/>
+                <w:iCs w:val="false"/>
+                <w:color w:val="000000"/>
+                <w:sz w:val="20"/>
+                <w:szCs w:val="20"/>
+              </w:rPr>
+              <w:t xml:space="preserve">Vocabulary Preview — </w:t>
+            </w:r>
+            <w:r>
+              <w:rPr>
+                <w:rFonts w:ascii="Arial" w:cs="Arial" w:eastAsia="Arial" w:hAnsi="Arial"/>
+                <w:b w:val="false"/>
+                <w:bCs w:val="false"/>
+                <w:i w:val="false"/>
+                <w:iCs w:val="false"/>
+                <w:color w:val="000000"/>
+                <w:sz w:val="20"/>
+                <w:szCs w:val="20"/>
+              </w:rPr>
+              <w:t xml:space="preserve">terms we'll use today:</w:t>
+            </w:r>
+            <w:r>
+              <w:rPr>
+                <w:rFonts w:ascii="Arial" w:cs="Arial" w:eastAsia="Arial" w:hAnsi="Arial"/>
+                <w:sz w:val="20"/>
+                <w:szCs w:val="20"/>
+              </w:rPr>
+              <w:br/>
+              <w:t xml:space="preserve"/>
+            </w:r>
+            <w:r>
+              <w:rPr>
+                <w:rFonts w:ascii="Arial" w:cs="Arial" w:eastAsia="Arial" w:hAnsi="Arial"/>
+                <w:b w:val="false"/>
+                <w:bCs w:val="false"/>
+                <w:i w:val="false"/>
+                <w:iCs w:val="false"/>
+                <w:color w:val="000000"/>
+                <w:sz w:val="20"/>
+                <w:szCs w:val="20"/>
+              </w:rPr>
+              <w:t xml:space="preserve">    • Text processing pipeline   •   String methods   •   List comprehensions   •   Combining file operations   •   File organization</w:t>
+            </w:r>
+            <w:r>
+              <w:rPr>
+                <w:rFonts w:ascii="Arial" w:cs="Arial" w:eastAsia="Arial" w:hAnsi="Arial"/>
+                <w:sz w:val="20"/>
+                <w:szCs w:val="20"/>
+              </w:rPr>
+              <w:br/>
+              <w:t xml:space="preserve"/>
+            </w:r>
+            <w:r>
+              <w:rPr>
+                <w:rFonts w:ascii="Arial" w:cs="Arial" w:eastAsia="Arial" w:hAnsi="Arial"/>
+                <w:sz w:val="20"/>
+                <w:szCs w:val="20"/>
+              </w:rPr>
+              <w:br/>
+              <w:t xml:space="preserve"/>
+            </w:r>
+            <w:r>
+              <w:rPr>
+                <w:rFonts w:ascii="Arial" w:cs="Arial" w:eastAsia="Arial" w:hAnsi="Arial"/>
+                <w:b w:val="false"/>
+                <w:bCs w:val="false"/>
+                <w:i/>
+                <w:iCs/>
+                <w:color w:val="444444"/>
+                <w:sz w:val="20"/>
+                <w:szCs w:val="20"/>
+              </w:rPr>
+              <w:t xml:space="preserve">Today's Goal: By the end of class you will be able to apply file reading, writing, and text processing skills to solve a real-world problem.</w:t>
+            </w:r>
+            <w:r>
+              <w:rPr>
+                <w:rFonts w:ascii="Arial" w:cs="Arial" w:eastAsia="Arial" w:hAnsi="Arial"/>
+                <w:sz w:val="20"/>
+                <w:szCs w:val="20"/>
+              </w:rPr>
+              <w:br/>
+              <w:t xml:space="preserve"/>
+            </w:r>
+            <w:r>
+              <w:rPr>
+                <w:rFonts w:ascii="Arial" w:cs="Arial" w:eastAsia="Arial" w:hAnsi="Arial"/>
+                <w:b w:val="false"/>
+                <w:bCs w:val="false"/>
+                <w:i/>
+                <w:iCs/>
+                <w:color w:val="555555"/>
+                <w:sz w:val="20"/>
+                <w:szCs w:val="20"/>
+              </w:rPr>
+              <w:t xml:space="preserve">→ Pair-share your response, then 2–3 students share with the class.</w:t>
             </w:r>
           </w:p>
         </w:tc>
@@ -319,9 +515,9 @@
               <w:right w:val="single" w:color="CCCCCC" w:sz="1"/>
             </w:tcBorders>
             <w:tcMar>
-              <w:top w:type="dxa" w:w="60"/>
+              <w:top w:type="dxa" w:w="80"/>
               <w:left w:type="dxa" w:w="120"/>
-              <w:bottom w:type="dxa" w:w="60"/>
+              <w:bottom w:type="dxa" w:w="80"/>
               <w:right w:type="dxa" w:w="120"/>
             </w:tcMar>
           </w:tcPr>
@@ -348,20 +544,261 @@
               <w:right w:val="single" w:color="CCCCCC" w:sz="1"/>
             </w:tcBorders>
             <w:tcMar>
-              <w:top w:type="dxa" w:w="60"/>
+              <w:top w:type="dxa" w:w="80"/>
               <w:left w:type="dxa" w:w="120"/>
-              <w:bottom w:type="dxa" w:w="60"/>
+              <w:bottom w:type="dxa" w:w="80"/>
               <w:right w:type="dxa" w:w="120"/>
             </w:tcMar>
           </w:tcPr>
           <w:p>
-            <w:r>
-              <w:rPr>
-                <w:rFonts w:ascii="Arial" w:cs="Arial" w:eastAsia="Arial" w:hAnsi="Arial"/>
-                <w:sz w:val="20"/>
-                <w:szCs w:val="20"/>
-              </w:rPr>
-              <w:t xml:space="preserve">Mini Lesson: File I/O Lab — Text Processing</w:t>
+            <w:pPr>
+              <w:spacing w:after="80" w:before="80"/>
+            </w:pPr>
+            <w:r>
+              <w:rPr>
+                <w:rFonts w:ascii="Arial" w:cs="Arial" w:eastAsia="Arial" w:hAnsi="Arial"/>
+                <w:b/>
+                <w:bCs/>
+                <w:i w:val="false"/>
+                <w:iCs w:val="false"/>
+                <w:color w:val="000000"/>
+                <w:sz w:val="22"/>
+                <w:szCs w:val="22"/>
+              </w:rPr>
+              <w:t xml:space="preserve">Mini Lesson: </w:t>
+            </w:r>
+            <w:r>
+              <w:rPr>
+                <w:rFonts w:ascii="Arial" w:cs="Arial" w:eastAsia="Arial" w:hAnsi="Arial"/>
+                <w:b w:val="false"/>
+                <w:bCs w:val="false"/>
+                <w:i w:val="false"/>
+                <w:iCs w:val="false"/>
+                <w:color w:val="000000"/>
+                <w:sz w:val="22"/>
+                <w:szCs w:val="22"/>
+              </w:rPr>
+              <w:t xml:space="preserve">File I/O Lab — Text Processing</w:t>
+            </w:r>
+            <w:r>
+              <w:rPr>
+                <w:rFonts w:ascii="Arial" w:cs="Arial" w:eastAsia="Arial" w:hAnsi="Arial"/>
+                <w:sz w:val="20"/>
+                <w:szCs w:val="20"/>
+              </w:rPr>
+              <w:br/>
+              <w:t xml:space="preserve"/>
+            </w:r>
+            <w:r>
+              <w:rPr>
+                <w:rFonts w:ascii="Arial" w:cs="Arial" w:eastAsia="Arial" w:hAnsi="Arial"/>
+                <w:sz w:val="20"/>
+                <w:szCs w:val="20"/>
+              </w:rPr>
+              <w:br/>
+              <w:t xml:space="preserve"/>
+            </w:r>
+            <w:r>
+              <w:rPr>
+                <w:rFonts w:ascii="Arial" w:cs="Arial" w:eastAsia="Arial" w:hAnsi="Arial"/>
+                <w:b/>
+                <w:bCs/>
+                <w:i/>
+                <w:iCs/>
+                <w:color w:val="000000"/>
+                <w:sz w:val="20"/>
+                <w:szCs w:val="20"/>
+              </w:rPr>
+              <w:t xml:space="preserve">Learning Target: </w:t>
+            </w:r>
+            <w:r>
+              <w:rPr>
+                <w:rFonts w:ascii="Arial" w:cs="Arial" w:eastAsia="Arial" w:hAnsi="Arial"/>
+                <w:b w:val="false"/>
+                <w:bCs w:val="false"/>
+                <w:i/>
+                <w:iCs/>
+                <w:color w:val="333333"/>
+                <w:sz w:val="20"/>
+                <w:szCs w:val="20"/>
+              </w:rPr>
+              <w:t xml:space="preserve">I can apply file reading, writing, and text processing skills to solve a real-world problem.</w:t>
+            </w:r>
+            <w:r>
+              <w:rPr>
+                <w:rFonts w:ascii="Arial" w:cs="Arial" w:eastAsia="Arial" w:hAnsi="Arial"/>
+                <w:sz w:val="20"/>
+                <w:szCs w:val="20"/>
+              </w:rPr>
+              <w:br/>
+              <w:t xml:space="preserve"/>
+            </w:r>
+            <w:r>
+              <w:rPr>
+                <w:rFonts w:ascii="Arial" w:cs="Arial" w:eastAsia="Arial" w:hAnsi="Arial"/>
+                <w:sz w:val="20"/>
+                <w:szCs w:val="20"/>
+              </w:rPr>
+              <w:br/>
+              <w:t xml:space="preserve"/>
+            </w:r>
+            <w:r>
+              <w:rPr>
+                <w:rFonts w:ascii="Arial" w:cs="Arial" w:eastAsia="Arial" w:hAnsi="Arial"/>
+                <w:b w:val="false"/>
+                <w:bCs w:val="false"/>
+                <w:i w:val="false"/>
+                <w:iCs w:val="false"/>
+                <w:color w:val="000000"/>
+                <w:sz w:val="20"/>
+                <w:szCs w:val="20"/>
+              </w:rPr>
+              <w:t xml:space="preserve">Text processing pipeline: Read → Parse → Process → Write.</w:t>
+            </w:r>
+            <w:r>
+              <w:rPr>
+                <w:rFonts w:ascii="Arial" w:cs="Arial" w:eastAsia="Arial" w:hAnsi="Arial"/>
+                <w:sz w:val="20"/>
+                <w:szCs w:val="20"/>
+              </w:rPr>
+              <w:br/>
+              <w:t xml:space="preserve"/>
+            </w:r>
+            <w:r>
+              <w:rPr>
+                <w:rFonts w:ascii="Arial" w:cs="Arial" w:eastAsia="Arial" w:hAnsi="Arial"/>
+                <w:b w:val="false"/>
+                <w:bCs w:val="false"/>
+                <w:i w:val="false"/>
+                <w:iCs w:val="false"/>
+                <w:color w:val="000000"/>
+                <w:sz w:val="20"/>
+                <w:szCs w:val="20"/>
+              </w:rPr>
+              <w:t xml:space="preserve">String methods: .upper(), .lower(), .strip(), .split(), .replace(), .startswith(), .endswith().</w:t>
+            </w:r>
+            <w:r>
+              <w:rPr>
+                <w:rFonts w:ascii="Arial" w:cs="Arial" w:eastAsia="Arial" w:hAnsi="Arial"/>
+                <w:sz w:val="20"/>
+                <w:szCs w:val="20"/>
+              </w:rPr>
+              <w:br/>
+              <w:t xml:space="preserve"/>
+            </w:r>
+            <w:r>
+              <w:rPr>
+                <w:rFonts w:ascii="Arial" w:cs="Arial" w:eastAsia="Arial" w:hAnsi="Arial"/>
+                <w:sz w:val="20"/>
+                <w:szCs w:val="20"/>
+              </w:rPr>
+              <w:br/>
+              <w:t xml:space="preserve"/>
+            </w:r>
+            <w:r>
+              <w:rPr>
+                <w:rFonts w:ascii="Arial" w:cs="Arial" w:eastAsia="Arial" w:hAnsi="Arial"/>
+                <w:b/>
+                <w:bCs/>
+                <w:i w:val="false"/>
+                <w:iCs w:val="false"/>
+                <w:color w:val="000000"/>
+                <w:sz w:val="20"/>
+                <w:szCs w:val="20"/>
+              </w:rPr>
+              <w:t xml:space="preserve">Vocabulary: </w:t>
+            </w:r>
+            <w:r>
+              <w:rPr>
+                <w:rFonts w:ascii="Arial" w:cs="Arial" w:eastAsia="Arial" w:hAnsi="Arial"/>
+                <w:b w:val="false"/>
+                <w:bCs w:val="false"/>
+                <w:i w:val="false"/>
+                <w:iCs w:val="false"/>
+                <w:color w:val="000000"/>
+                <w:sz w:val="20"/>
+                <w:szCs w:val="20"/>
+              </w:rPr>
+              <w:t xml:space="preserve">Text processing pipeline, String methods, List comprehensions, Combining file operations, File organization</w:t>
+            </w:r>
+            <w:r>
+              <w:rPr>
+                <w:rFonts w:ascii="Arial" w:cs="Arial" w:eastAsia="Arial" w:hAnsi="Arial"/>
+                <w:sz w:val="20"/>
+                <w:szCs w:val="20"/>
+              </w:rPr>
+              <w:br/>
+              <w:t xml:space="preserve"/>
+            </w:r>
+            <w:r>
+              <w:rPr>
+                <w:rFonts w:ascii="Arial" w:cs="Arial" w:eastAsia="Arial" w:hAnsi="Arial"/>
+                <w:sz w:val="20"/>
+                <w:szCs w:val="20"/>
+              </w:rPr>
+              <w:br/>
+              <w:t xml:space="preserve"/>
+            </w:r>
+            <w:r>
+              <w:rPr>
+                <w:rFonts w:ascii="Arial" w:cs="Arial" w:eastAsia="Arial" w:hAnsi="Arial"/>
+                <w:b/>
+                <w:bCs/>
+                <w:i/>
+                <w:iCs/>
+                <w:color w:val="555555"/>
+                <w:sz w:val="20"/>
+                <w:szCs w:val="20"/>
+              </w:rPr>
+              <w:t xml:space="preserve">→ Live Demo — </w:t>
+            </w:r>
+            <w:r>
+              <w:rPr>
+                <w:rFonts w:ascii="Arial" w:cs="Arial" w:eastAsia="Arial" w:hAnsi="Arial"/>
+                <w:b w:val="false"/>
+                <w:bCs w:val="false"/>
+                <w:i/>
+                <w:iCs/>
+                <w:color w:val="555555"/>
+                <w:sz w:val="20"/>
+                <w:szCs w:val="20"/>
+              </w:rPr>
+              <w:t xml:space="preserve">type examples as students follow along in their own editor.</w:t>
+            </w:r>
+            <w:r>
+              <w:rPr>
+                <w:rFonts w:ascii="Arial" w:cs="Arial" w:eastAsia="Arial" w:hAnsi="Arial"/>
+                <w:sz w:val="20"/>
+                <w:szCs w:val="20"/>
+              </w:rPr>
+              <w:br/>
+              <w:t xml:space="preserve"/>
+            </w:r>
+            <w:r>
+              <w:rPr>
+                <w:rFonts w:ascii="Arial" w:cs="Arial" w:eastAsia="Arial" w:hAnsi="Arial"/>
+                <w:b/>
+                <w:bCs/>
+                <w:i/>
+                <w:iCs/>
+                <w:color w:val="555555"/>
+                <w:sz w:val="20"/>
+                <w:szCs w:val="20"/>
+              </w:rPr>
+              <w:t xml:space="preserve">→ Check for Understanding: </w:t>
+            </w:r>
+            <w:r>
+              <w:rPr>
+                <w:rFonts w:ascii="Arial" w:cs="Arial" w:eastAsia="Arial" w:hAnsi="Arial"/>
+                <w:b w:val="false"/>
+                <w:bCs w:val="false"/>
+                <w:i/>
+                <w:iCs/>
+                <w:color w:val="555555"/>
+                <w:sz w:val="20"/>
+                <w:szCs w:val="20"/>
+              </w:rPr>
+              <w:t xml:space="preserve">pause and cold-call: “Can someone explain what we just did in their own words?”</w:t>
             </w:r>
           </w:p>
         </w:tc>
@@ -377,9 +814,9 @@
               <w:right w:val="single" w:color="CCCCCC" w:sz="1"/>
             </w:tcBorders>
             <w:tcMar>
-              <w:top w:type="dxa" w:w="60"/>
+              <w:top w:type="dxa" w:w="80"/>
               <w:left w:type="dxa" w:w="120"/>
-              <w:bottom w:type="dxa" w:w="60"/>
+              <w:bottom w:type="dxa" w:w="80"/>
               <w:right w:type="dxa" w:w="120"/>
             </w:tcMar>
           </w:tcPr>
@@ -406,20 +843,90 @@
               <w:right w:val="single" w:color="CCCCCC" w:sz="1"/>
             </w:tcBorders>
             <w:tcMar>
-              <w:top w:type="dxa" w:w="60"/>
+              <w:top w:type="dxa" w:w="80"/>
               <w:left w:type="dxa" w:w="120"/>
-              <w:bottom w:type="dxa" w:w="60"/>
+              <w:bottom w:type="dxa" w:w="80"/>
               <w:right w:type="dxa" w:w="120"/>
             </w:tcMar>
           </w:tcPr>
           <w:p>
-            <w:r>
-              <w:rPr>
-                <w:rFonts w:ascii="Arial" w:cs="Arial" w:eastAsia="Arial" w:hAnsi="Arial"/>
-                <w:sz w:val="20"/>
-                <w:szCs w:val="20"/>
+            <w:pPr>
+              <w:spacing w:after="80" w:before="80"/>
+            </w:pPr>
+            <w:r>
+              <w:rPr>
+                <w:rFonts w:ascii="Arial" w:cs="Arial" w:eastAsia="Arial" w:hAnsi="Arial"/>
+                <w:b/>
+                <w:bCs/>
+                <w:i w:val="false"/>
+                <w:iCs w:val="false"/>
+                <w:color w:val="000000"/>
+                <w:sz w:val="22"/>
+                <w:szCs w:val="22"/>
               </w:rPr>
               <w:t xml:space="preserve">Guided Practice</w:t>
+            </w:r>
+            <w:r>
+              <w:rPr>
+                <w:rFonts w:ascii="Arial" w:cs="Arial" w:eastAsia="Arial" w:hAnsi="Arial"/>
+                <w:sz w:val="20"/>
+                <w:szCs w:val="20"/>
+              </w:rPr>
+              <w:br/>
+              <w:t xml:space="preserve"/>
+            </w:r>
+            <w:r>
+              <w:rPr>
+                <w:rFonts w:ascii="Arial" w:cs="Arial" w:eastAsia="Arial" w:hAnsi="Arial"/>
+                <w:sz w:val="20"/>
+                <w:szCs w:val="20"/>
+              </w:rPr>
+              <w:br/>
+              <w:t xml:space="preserve"/>
+            </w:r>
+            <w:r>
+              <w:rPr>
+                <w:rFonts w:ascii="Arial" w:cs="Arial" w:eastAsia="Arial" w:hAnsi="Arial"/>
+                <w:b w:val="false"/>
+                <w:bCs w:val="false"/>
+                <w:i w:val="false"/>
+                <w:iCs w:val="false"/>
+                <w:color w:val="000000"/>
+                <w:sz w:val="20"/>
+                <w:szCs w:val="20"/>
+              </w:rPr>
+              <w:t xml:space="preserve">Activity: Data Cleaner and Formatter</w:t>
+            </w:r>
+            <w:r>
+              <w:rPr>
+                <w:rFonts w:ascii="Arial" w:cs="Arial" w:eastAsia="Arial" w:hAnsi="Arial"/>
+                <w:sz w:val="20"/>
+                <w:szCs w:val="20"/>
+              </w:rPr>
+              <w:br/>
+              <w:t xml:space="preserve"/>
+            </w:r>
+            <w:r>
+              <w:rPr>
+                <w:rFonts w:ascii="Arial" w:cs="Arial" w:eastAsia="Arial" w:hAnsi="Arial"/>
+                <w:sz w:val="20"/>
+                <w:szCs w:val="20"/>
+              </w:rPr>
+              <w:br/>
+              <w:t xml:space="preserve"/>
+            </w:r>
+            <w:r>
+              <w:rPr>
+                <w:rFonts w:ascii="Arial" w:cs="Arial" w:eastAsia="Arial" w:hAnsi="Arial"/>
+                <w:b w:val="false"/>
+                <w:bCs w:val="false"/>
+                <w:i/>
+                <w:iCs/>
+                <w:color w:val="555555"/>
+                <w:sz w:val="20"/>
+                <w:szCs w:val="20"/>
+              </w:rPr>
+              <w:t xml:space="preserve">→ Teacher models — students try alongside, then compare results.</w:t>
             </w:r>
           </w:p>
         </w:tc>
@@ -435,9 +942,9 @@
               <w:right w:val="single" w:color="CCCCCC" w:sz="1"/>
             </w:tcBorders>
             <w:tcMar>
-              <w:top w:type="dxa" w:w="60"/>
+              <w:top w:type="dxa" w:w="80"/>
               <w:left w:type="dxa" w:w="120"/>
-              <w:bottom w:type="dxa" w:w="60"/>
+              <w:bottom w:type="dxa" w:w="80"/>
               <w:right w:type="dxa" w:w="120"/>
             </w:tcMar>
           </w:tcPr>
@@ -450,7 +957,7 @@
                 <w:sz w:val="20"/>
                 <w:szCs w:val="20"/>
               </w:rPr>
-              <w:t xml:space="preserve">15-20 min</w:t>
+              <w:t xml:space="preserve">15–20 min</w:t>
             </w:r>
           </w:p>
         </w:tc>
@@ -464,20 +971,164 @@
               <w:right w:val="single" w:color="CCCCCC" w:sz="1"/>
             </w:tcBorders>
             <w:tcMar>
-              <w:top w:type="dxa" w:w="60"/>
+              <w:top w:type="dxa" w:w="80"/>
               <w:left w:type="dxa" w:w="120"/>
-              <w:bottom w:type="dxa" w:w="60"/>
+              <w:bottom w:type="dxa" w:w="80"/>
               <w:right w:type="dxa" w:w="120"/>
             </w:tcMar>
           </w:tcPr>
           <w:p>
-            <w:r>
-              <w:rPr>
-                <w:rFonts w:ascii="Arial" w:cs="Arial" w:eastAsia="Arial" w:hAnsi="Arial"/>
-                <w:sz w:val="20"/>
-                <w:szCs w:val="20"/>
+            <w:pPr>
+              <w:spacing w:after="80" w:before="80"/>
+            </w:pPr>
+            <w:r>
+              <w:rPr>
+                <w:rFonts w:ascii="Arial" w:cs="Arial" w:eastAsia="Arial" w:hAnsi="Arial"/>
+                <w:b/>
+                <w:bCs/>
+                <w:i w:val="false"/>
+                <w:iCs w:val="false"/>
+                <w:color w:val="000000"/>
+                <w:sz w:val="22"/>
+                <w:szCs w:val="22"/>
               </w:rPr>
               <w:t xml:space="preserve">Independent Practice / Code Along</w:t>
+            </w:r>
+            <w:r>
+              <w:rPr>
+                <w:rFonts w:ascii="Arial" w:cs="Arial" w:eastAsia="Arial" w:hAnsi="Arial"/>
+                <w:sz w:val="20"/>
+                <w:szCs w:val="20"/>
+              </w:rPr>
+              <w:br/>
+              <w:t xml:space="preserve"/>
+            </w:r>
+            <w:r>
+              <w:rPr>
+                <w:rFonts w:ascii="Arial" w:cs="Arial" w:eastAsia="Arial" w:hAnsi="Arial"/>
+                <w:b/>
+                <w:bCs/>
+                <w:i w:val="false"/>
+                <w:iCs w:val="false"/>
+                <w:color w:val="000000"/>
+                <w:sz w:val="20"/>
+                <w:szCs w:val="20"/>
+              </w:rPr>
+              <w:t xml:space="preserve">    Beginner: </w:t>
+            </w:r>
+            <w:r>
+              <w:rPr>
+                <w:rFonts w:ascii="Arial" w:cs="Arial" w:eastAsia="Arial" w:hAnsi="Arial"/>
+                <w:b w:val="false"/>
+                <w:bCs w:val="false"/>
+                <w:i w:val="false"/>
+                <w:iCs w:val="false"/>
+                <w:color w:val="000000"/>
+                <w:sz w:val="20"/>
+                <w:szCs w:val="20"/>
+              </w:rPr>
+              <w:t xml:space="preserve">Write a program that reads a file with one word per line and creates a new file with the words converted to uppercase.</w:t>
+            </w:r>
+            <w:r>
+              <w:rPr>
+                <w:rFonts w:ascii="Arial" w:cs="Arial" w:eastAsia="Arial" w:hAnsi="Arial"/>
+                <w:sz w:val="20"/>
+                <w:szCs w:val="20"/>
+              </w:rPr>
+              <w:br/>
+              <w:t xml:space="preserve"/>
+            </w:r>
+            <w:r>
+              <w:rPr>
+                <w:rFonts w:ascii="Arial" w:cs="Arial" w:eastAsia="Arial" w:hAnsi="Arial"/>
+                <w:b/>
+                <w:bCs/>
+                <w:i w:val="false"/>
+                <w:iCs w:val="false"/>
+                <w:color w:val="000000"/>
+                <w:sz w:val="20"/>
+                <w:szCs w:val="20"/>
+              </w:rPr>
+              <w:t xml:space="preserve">    Intermediate: </w:t>
+            </w:r>
+            <w:r>
+              <w:rPr>
+                <w:rFonts w:ascii="Arial" w:cs="Arial" w:eastAsia="Arial" w:hAnsi="Arial"/>
+                <w:b w:val="false"/>
+                <w:bCs w:val="false"/>
+                <w:i w:val="false"/>
+                <w:iCs w:val="false"/>
+                <w:color w:val="000000"/>
+                <w:sz w:val="20"/>
+                <w:szCs w:val="20"/>
+              </w:rPr>
+              <w:t xml:space="preserve">Write a program that reads a CSV-like file (Name,Age,City), filters records where Age &gt;= 25, and writes the filtered results to a new file.…</w:t>
+            </w:r>
+            <w:r>
+              <w:rPr>
+                <w:rFonts w:ascii="Arial" w:cs="Arial" w:eastAsia="Arial" w:hAnsi="Arial"/>
+                <w:sz w:val="20"/>
+                <w:szCs w:val="20"/>
+              </w:rPr>
+              <w:br/>
+              <w:t xml:space="preserve"/>
+            </w:r>
+            <w:r>
+              <w:rPr>
+                <w:rFonts w:ascii="Arial" w:cs="Arial" w:eastAsia="Arial" w:hAnsi="Arial"/>
+                <w:b/>
+                <w:bCs/>
+                <w:i w:val="false"/>
+                <w:iCs w:val="false"/>
+                <w:color w:val="000000"/>
+                <w:sz w:val="20"/>
+                <w:szCs w:val="20"/>
+              </w:rPr>
+              <w:t xml:space="preserve">    Challenge: </w:t>
+            </w:r>
+            <w:r>
+              <w:rPr>
+                <w:rFonts w:ascii="Arial" w:cs="Arial" w:eastAsia="Arial" w:hAnsi="Arial"/>
+                <w:b w:val="false"/>
+                <w:bCs w:val="false"/>
+                <w:i w:val="false"/>
+                <w:iCs w:val="false"/>
+                <w:color w:val="000000"/>
+                <w:sz w:val="20"/>
+                <w:szCs w:val="20"/>
+              </w:rPr>
+              <w:t xml:space="preserve">Write a program that reads a text file, removes duplicate lines while preserving order, counts occurrences of each line, and writes a report…</w:t>
+            </w:r>
+            <w:r>
+              <w:rPr>
+                <w:rFonts w:ascii="Arial" w:cs="Arial" w:eastAsia="Arial" w:hAnsi="Arial"/>
+                <w:sz w:val="20"/>
+                <w:szCs w:val="20"/>
+              </w:rPr>
+              <w:br/>
+              <w:t xml:space="preserve"/>
+            </w:r>
+            <w:r>
+              <w:rPr>
+                <w:rFonts w:ascii="Arial" w:cs="Arial" w:eastAsia="Arial" w:hAnsi="Arial"/>
+                <w:sz w:val="20"/>
+                <w:szCs w:val="20"/>
+              </w:rPr>
+              <w:br/>
+              <w:t xml:space="preserve"/>
+            </w:r>
+            <w:r>
+              <w:rPr>
+                <w:rFonts w:ascii="Arial" w:cs="Arial" w:eastAsia="Arial" w:hAnsi="Arial"/>
+                <w:b w:val="false"/>
+                <w:bCs w:val="false"/>
+                <w:i/>
+                <w:iCs/>
+                <w:color w:val="555555"/>
+                <w:sz w:val="20"/>
+                <w:szCs w:val="20"/>
+              </w:rPr>
+              <w:t xml:space="preserve">→ Teacher circulates — offer hints, check for understanding.</w:t>
             </w:r>
           </w:p>
         </w:tc>
@@ -493,9 +1144,9 @@
               <w:right w:val="single" w:color="CCCCCC" w:sz="1"/>
             </w:tcBorders>
             <w:tcMar>
-              <w:top w:type="dxa" w:w="60"/>
+              <w:top w:type="dxa" w:w="80"/>
               <w:left w:type="dxa" w:w="120"/>
-              <w:bottom w:type="dxa" w:w="60"/>
+              <w:bottom w:type="dxa" w:w="80"/>
               <w:right w:type="dxa" w:w="120"/>
             </w:tcMar>
           </w:tcPr>
@@ -522,20 +1173,90 @@
               <w:right w:val="single" w:color="CCCCCC" w:sz="1"/>
             </w:tcBorders>
             <w:tcMar>
-              <w:top w:type="dxa" w:w="60"/>
+              <w:top w:type="dxa" w:w="80"/>
               <w:left w:type="dxa" w:w="120"/>
-              <w:bottom w:type="dxa" w:w="60"/>
+              <w:bottom w:type="dxa" w:w="80"/>
               <w:right w:type="dxa" w:w="120"/>
             </w:tcMar>
           </w:tcPr>
           <w:p>
-            <w:r>
-              <w:rPr>
-                <w:rFonts w:ascii="Arial" w:cs="Arial" w:eastAsia="Arial" w:hAnsi="Arial"/>
-                <w:sz w:val="20"/>
-                <w:szCs w:val="20"/>
+            <w:pPr>
+              <w:spacing w:after="80" w:before="80"/>
+            </w:pPr>
+            <w:r>
+              <w:rPr>
+                <w:rFonts w:ascii="Arial" w:cs="Arial" w:eastAsia="Arial" w:hAnsi="Arial"/>
+                <w:b/>
+                <w:bCs/>
+                <w:i w:val="false"/>
+                <w:iCs w:val="false"/>
+                <w:color w:val="000000"/>
+                <w:sz w:val="22"/>
+                <w:szCs w:val="22"/>
               </w:rPr>
               <w:t xml:space="preserve">Exit Ticket / Wrap-Up</w:t>
+            </w:r>
+            <w:r>
+              <w:rPr>
+                <w:rFonts w:ascii="Arial" w:cs="Arial" w:eastAsia="Arial" w:hAnsi="Arial"/>
+                <w:sz w:val="20"/>
+                <w:szCs w:val="20"/>
+              </w:rPr>
+              <w:br/>
+              <w:t xml:space="preserve"/>
+            </w:r>
+            <w:r>
+              <w:rPr>
+                <w:rFonts w:ascii="Arial" w:cs="Arial" w:eastAsia="Arial" w:hAnsi="Arial"/>
+                <w:sz w:val="20"/>
+                <w:szCs w:val="20"/>
+              </w:rPr>
+              <w:br/>
+              <w:t xml:space="preserve"/>
+            </w:r>
+            <w:r>
+              <w:rPr>
+                <w:rFonts w:ascii="Arial" w:cs="Arial" w:eastAsia="Arial" w:hAnsi="Arial"/>
+                <w:b w:val="false"/>
+                <w:bCs w:val="false"/>
+                <w:i w:val="false"/>
+                <w:iCs w:val="false"/>
+                <w:color w:val="000000"/>
+                <w:sz w:val="20"/>
+                <w:szCs w:val="20"/>
+              </w:rPr>
+              <w:t xml:space="preserve">Quick Check: Apply file reading, writing, and text processing skills to solve a real-world problem?</w:t>
+            </w:r>
+            <w:r>
+              <w:rPr>
+                <w:rFonts w:ascii="Arial" w:cs="Arial" w:eastAsia="Arial" w:hAnsi="Arial"/>
+                <w:sz w:val="20"/>
+                <w:szCs w:val="20"/>
+              </w:rPr>
+              <w:br/>
+              <w:t xml:space="preserve"/>
+            </w:r>
+            <w:r>
+              <w:rPr>
+                <w:rFonts w:ascii="Arial" w:cs="Arial" w:eastAsia="Arial" w:hAnsi="Arial"/>
+                <w:sz w:val="20"/>
+                <w:szCs w:val="20"/>
+              </w:rPr>
+              <w:br/>
+              <w:t xml:space="preserve"/>
+            </w:r>
+            <w:r>
+              <w:rPr>
+                <w:rFonts w:ascii="Arial" w:cs="Arial" w:eastAsia="Arial" w:hAnsi="Arial"/>
+                <w:b w:val="false"/>
+                <w:bCs w:val="false"/>
+                <w:i/>
+                <w:iCs/>
+                <w:color w:val="555555"/>
+                <w:sz w:val="20"/>
+                <w:szCs w:val="20"/>
+              </w:rPr>
+              <w:t xml:space="preserve">→ 3–2–1: Name 3 things learned, 2 new vocab words, 1 question you still have.</w:t>
             </w:r>
           </w:p>
         </w:tc>
@@ -697,19 +1418,6 @@
                 <w:sz w:val="18"/>
                 <w:szCs w:val="18"/>
               </w:rPr>
-              <w:t xml:space="preserve"># Example 1: Word frequency counter</w:t>
-            </w:r>
-          </w:p>
-          <w:p>
-            <w:pPr>
-              <w:spacing w:after="20"/>
-            </w:pPr>
-            <w:r>
-              <w:rPr>
-                <w:rFonts w:ascii="Courier New" w:cs="Courier New" w:eastAsia="Courier New" w:hAnsi="Courier New"/>
-                <w:sz w:val="18"/>
-                <w:szCs w:val="18"/>
-              </w:rPr>
               <w:t xml:space="preserve">content = """Python is great. Python is fun.</w:t>
             </w:r>
           </w:p>
@@ -879,7 +1587,7 @@
                 <w:sz w:val="18"/>
                 <w:szCs w:val="18"/>
               </w:rPr>
-              <w:t xml:space="preserve"># Example 2: Converting text to uppercase and writing</w:t>
+              <w:t xml:space="preserve"> </w:t>
             </w:r>
           </w:p>
           <w:p>
@@ -983,7 +1691,7 @@
                 <w:sz w:val="18"/>
                 <w:szCs w:val="18"/>
               </w:rPr>
-              <w:t xml:space="preserve"># Example 3: Filtering lines based on criteria</w:t>
+              <w:t xml:space="preserve"> </w:t>
             </w:r>
           </w:p>
           <w:p>
@@ -1243,7 +1951,7 @@
                 <w:sz w:val="18"/>
                 <w:szCs w:val="18"/>
               </w:rPr>
-              <w:t xml:space="preserve"># Example 4: Removing duplicates while preserving order</w:t>
+              <w:t xml:space="preserve"> </w:t>
             </w:r>
           </w:p>
           <w:p>
@@ -1490,7 +2198,7 @@
                 <w:sz w:val="18"/>
                 <w:szCs w:val="18"/>
               </w:rPr>
-              <w:t xml:space="preserve"># Example 5: Line numbering and reformatting</w:t>
+              <w:t xml:space="preserve"> </w:t>
             </w:r>
           </w:p>
           <w:p>
@@ -1646,7 +2354,7 @@
                 <w:sz w:val="18"/>
                 <w:szCs w:val="18"/>
               </w:rPr>
-              <w:t xml:space="preserve"># Example 6: Finding and replacing text</w:t>
+              <w:t xml:space="preserve"> </w:t>
             </w:r>
           </w:p>
           <w:p>
@@ -1711,7 +2419,7 @@
                 <w:sz w:val="18"/>
                 <w:szCs w:val="18"/>
               </w:rPr>
-              <w:t xml:space="preserve"># Replace all instances of "The"</w:t>
+              <w:t xml:space="preserve"> </w:t>
             </w:r>
           </w:p>
           <w:p>
@@ -1763,7 +2471,7 @@
                 <w:sz w:val="18"/>
                 <w:szCs w:val="18"/>
               </w:rPr>
-              <w:t xml:space="preserve"># Example 7: Extracting lines that start with a pattern</w:t>
+              <w:t xml:space="preserve"> </w:t>
             </w:r>
           </w:p>
           <w:p>
@@ -1802,7 +2510,7 @@
                 <w:sz w:val="18"/>
                 <w:szCs w:val="18"/>
               </w:rPr>
-              <w:t xml:space="preserve">## Subsection</w:t>
+              <w:t xml:space="preserve"> </w:t>
             </w:r>
           </w:p>
           <w:p>
@@ -1828,7 +2536,7 @@
                 <w:sz w:val="18"/>
                 <w:szCs w:val="18"/>
               </w:rPr>
-              <w:t xml:space="preserve"># Section 2</w:t>
+              <w:t xml:space="preserve"> </w:t>
             </w:r>
           </w:p>
           <w:p>
@@ -1945,7 +2653,7 @@
                 <w:sz w:val="18"/>
                 <w:szCs w:val="18"/>
               </w:rPr>
-              <w:t xml:space="preserve"># Example 8: Case-insensitive search</w:t>
+              <w:t xml:space="preserve"> </w:t>
             </w:r>
           </w:p>
           <w:p>
@@ -2142,19 +2850,6 @@
                 <w:sz w:val="18"/>
                 <w:szCs w:val="18"/>
               </w:rPr>
-              <w:t xml:space="preserve"># Read and process</w:t>
-            </w:r>
-          </w:p>
-          <w:p>
-            <w:pPr>
-              <w:spacing w:after="20"/>
-            </w:pPr>
-            <w:r>
-              <w:rPr>
-                <w:rFonts w:ascii="Courier New" w:cs="Courier New" w:eastAsia="Courier New" w:hAnsi="Courier New"/>
-                <w:sz w:val="18"/>
-                <w:szCs w:val="18"/>
-              </w:rPr>
               <w:t xml:space="preserve">input_data = """Name: alice , Score: 85</w:t>
             </w:r>
           </w:p>
@@ -2441,7 +3136,7 @@
                 <w:sz w:val="18"/>
                 <w:szCs w:val="18"/>
               </w:rPr>
-              <w:t xml:space="preserve"># Write output</w:t>
+              <w:t xml:space="preserve"> </w:t>
             </w:r>
           </w:p>
           <w:p>
@@ -2534,19 +3229,6 @@
                 <w:sz w:val="18"/>
                 <w:szCs w:val="18"/>
               </w:rPr>
-              <w:t xml:space="preserve"># Problem 1</w:t>
-            </w:r>
-          </w:p>
-          <w:p>
-            <w:pPr>
-              <w:spacing w:after="20"/>
-            </w:pPr>
-            <w:r>
-              <w:rPr>
-                <w:rFonts w:ascii="Courier New" w:cs="Courier New" w:eastAsia="Courier New" w:hAnsi="Courier New"/>
-                <w:sz w:val="18"/>
-                <w:szCs w:val="18"/>
-              </w:rPr>
               <w:t xml:space="preserve">input_text = """hello</w:t>
             </w:r>
           </w:p>
@@ -2664,7 +3346,7 @@
                 <w:sz w:val="18"/>
                 <w:szCs w:val="18"/>
               </w:rPr>
-              <w:t xml:space="preserve"># Problem 2</w:t>
+              <w:t xml:space="preserve"> </w:t>
             </w:r>
           </w:p>
           <w:p>
@@ -2872,7 +3554,7 @@
                 <w:sz w:val="18"/>
                 <w:szCs w:val="18"/>
               </w:rPr>
-              <w:t xml:space="preserve"># Problem 3</w:t>
+              <w:t xml:space="preserve"> </w:t>
             </w:r>
           </w:p>
           <w:p>
@@ -3119,7 +3801,7 @@
                 <w:sz w:val="18"/>
                 <w:szCs w:val="18"/>
               </w:rPr>
-              <w:t xml:space="preserve"># Sort by count</w:t>
+              <w:t xml:space="preserve"> </w:t>
             </w:r>
           </w:p>
           <w:p>
@@ -3538,76 +4220,7 @@
           <w:sz w:val="20"/>
           <w:szCs w:val="20"/>
         </w:rPr>
-        <w:t xml:space="preserve">Challenge: Write a program that reads a text file, removes duplicate lines while preserving order, counts occurrences of each line, and writes a report showing lines and their counts in descending order of frequency. &lt;details&gt; &lt;summary&gt;💡 Hints&lt;/summary&gt;</w:t>
-      </w:r>
-    </w:p>
-    <w:p>
-      <w:pPr>
-        <w:spacing w:after="80"/>
-      </w:pPr>
-      <w:r>
-        <w:rPr>
-          <w:rFonts w:ascii="Arial" w:cs="Arial" w:eastAsia="Arial" w:hAnsi="Arial"/>
-          <w:b/>
-          <w:bCs/>
-          <w:sz w:val="20"/>
-          <w:szCs w:val="20"/>
-        </w:rPr>
-        <w:t xml:space="preserve">Problem 4: </w:t>
-      </w:r>
-      <w:r>
-        <w:rPr>
-          <w:rFonts w:ascii="Arial" w:cs="Arial" w:eastAsia="Arial" w:hAnsi="Arial"/>
-          <w:sz w:val="20"/>
-          <w:szCs w:val="20"/>
-        </w:rPr>
-        <w:t xml:space="preserve">: - Read the file line-by-line. - Use .upper() to convert to uppercase. - Write each uppercase word to the output file with a newline.</w:t>
-      </w:r>
-    </w:p>
-    <w:p>
-      <w:pPr>
-        <w:spacing w:after="80"/>
-      </w:pPr>
-      <w:r>
-        <w:rPr>
-          <w:rFonts w:ascii="Arial" w:cs="Arial" w:eastAsia="Arial" w:hAnsi="Arial"/>
-          <w:b/>
-          <w:bCs/>
-          <w:sz w:val="20"/>
-          <w:szCs w:val="20"/>
-        </w:rPr>
-        <w:t xml:space="preserve">Problem 5: </w:t>
-      </w:r>
-      <w:r>
-        <w:rPr>
-          <w:rFonts w:ascii="Arial" w:cs="Arial" w:eastAsia="Arial" w:hAnsi="Arial"/>
-          <w:sz w:val="20"/>
-          <w:szCs w:val="20"/>
-        </w:rPr>
-        <w:t xml:space="preserve">: - Split each line by commas. - Convert the age to an integer and compare. - Write matching lines to the output file.</w:t>
-      </w:r>
-    </w:p>
-    <w:p>
-      <w:pPr>
-        <w:spacing w:after="80"/>
-      </w:pPr>
-      <w:r>
-        <w:rPr>
-          <w:rFonts w:ascii="Arial" w:cs="Arial" w:eastAsia="Arial" w:hAnsi="Arial"/>
-          <w:b/>
-          <w:bCs/>
-          <w:sz w:val="20"/>
-          <w:szCs w:val="20"/>
-        </w:rPr>
-        <w:t xml:space="preserve">Problem 6: </w:t>
-      </w:r>
-      <w:r>
-        <w:rPr>
-          <w:rFonts w:ascii="Arial" w:cs="Arial" w:eastAsia="Arial" w:hAnsi="Arial"/>
-          <w:sz w:val="20"/>
-          <w:szCs w:val="20"/>
-        </w:rPr>
-        <w:t xml:space="preserve">: - Keep track of duplicates using a dictionary or Counter. - Preserve order by iterating through the original list. - Sort by count (frequency) in descending order. &lt;/details&gt;</w:t>
+        <w:t xml:space="preserve">Challenge: Write a program that reads a text file, removes duplicate lines while preserving order, counts occurrences of each line, and writes a report showing lines and their counts in descending order of frequency.</w:t>
       </w:r>
     </w:p>
     <w:p>

--- a/Coding 2 - year/Unit 4 - File IO & Data Processing/Daily Lesson Plans/Word/Day 5.docx
+++ b/Coding 2 - year/Unit 4 - File IO & Data Processing/Daily Lesson Plans/Word/Day 5.docx
@@ -380,7 +380,7 @@
                 <w:sz w:val="20"/>
                 <w:szCs w:val="20"/>
               </w:rPr>
-              <w:t xml:space="preserve">    What do you already know about how to apply file reading, writing, and text processing skills to solve a real-world problem?</w:t>
+              <w:t xml:space="preserve">    Have you ever used file reading, writing, before? Where might file reading, writing, be useful in a real program?</w:t>
             </w:r>
             <w:r>
               <w:rPr>
@@ -477,7 +477,7 @@
                 <w:sz w:val="20"/>
                 <w:szCs w:val="20"/>
               </w:rPr>
-              <w:t xml:space="preserve">Today's Goal: By the end of class you will be able to apply file reading, writing, and text processing skills to solve a real-world problem.</w:t>
+              <w:t xml:space="preserve">Today’s Goal: By the end of class you will be able to apply file reading, writing, and text processing skills to solve a real-world problem.</w:t>
             </w:r>
             <w:r>
               <w:rPr>
@@ -1225,7 +1225,7 @@
                 <w:sz w:val="20"/>
                 <w:szCs w:val="20"/>
               </w:rPr>
-              <w:t xml:space="preserve">Quick Check: Apply file reading, writing, and text processing skills to solve a real-world problem?</w:t>
+              <w:t xml:space="preserve">Write the key syntax or steps for using file reading, writing,. What's one mistake beginners commonly make?</w:t>
             </w:r>
             <w:r>
               <w:rPr>
